--- a/docs/NewsLens_AI_Complete_Concepts_Methodologies_and_Terminology_Guide.docx
+++ b/docs/NewsLens_AI_Complete_Concepts_Methodologies_and_Terminology_Guide.docx
@@ -167,11 +167,7 @@
           </w:tcPr>
           <w:p>
             <w:r>
-              <w:rPr>
-                <w:rFonts w:ascii="Calibri" w:hAnsi="Calibri"/>
-                <w:sz w:val="17"/>
-              </w:rPr>
-              <w:t>5S — synthetic dataset, model and deployment</w:t>
+              <w:t>5S release with 5T presentation maintenance</w:t>
             </w:r>
           </w:p>
         </w:tc>
@@ -227,11 +223,7 @@
           </w:tcPr>
           <w:p>
             <w:r>
-              <w:rPr>
-                <w:rFonts w:ascii="Calibri" w:hAnsi="Calibri"/>
-                <w:sz w:val="17"/>
-              </w:rPr>
-              <w:t>PR B evidence package; external deployment values recorded after protected merge</w:t>
+              <w:t>Phase 5T PDF and UI clarity correction with reconciled documentation</w:t>
             </w:r>
           </w:p>
         </w:tc>
@@ -349,7 +341,7 @@
     </w:p>
     <w:p>
       <w:r>
-        <w:t>The archive contains no ISOT row, copied phrase, close paraphrase, transformation, translation, summary, reconstruction, or private artifact. No external copyrighted article dataset was used as generation material.</w:t>
+        <w:t>The archive contains only project-authored fictional source material. No row, copied phrase, close paraphrase, transformation, translation, summary, or reconstruction from an external copyrighted article dataset was used as generation material.</w:t>
       </w:r>
     </w:p>
     <w:p>
@@ -1060,7 +1052,7 @@
     <w:p/>
     <w:p>
       <w:r>
-        <w:t>No ISOT content, private ISOT-derived model, private calibration, or external copyrighted training dataset was accessed or used.</w:t>
+        <w:t>No external copyrighted article dataset or non-redistributable model/calibration artifact was accessed or used for this public package.</w:t>
       </w:r>
     </w:p>
     <w:p>
@@ -1166,7 +1158,7 @@
     </w:p>
     <w:p>
       <w:r>
-        <w:t>The Platt calibration file contains the exact model SHA-256. Runtime loading fails closed on a mismatch. Inputs without both supported fact blocks are routed to editorial review even if the raw score is confident.</w:t>
+        <w:t>The Platt calibration file contains the exact model SHA-256, and runtime loading fails closed on a mismatch. Fields agree - calibrated probability and Fields conflict - calibrated probability are the two synthetic benchmark-class probabilities learned from the visible Reference note and Article account comparison patterns. Reference-comparison confidence is the calibrated confidence in the selected synthetic consistency class, not factual certainty. If either structured block is missing, the UI, PDF, and archive CSV show Outside supported comparison scope and withhold directional values; stable JSON score fields remain for compatibility and are explicitly marked withheld_outside_supported_scope. Controlled Phase 5T tests ruled out stale state, cache reuse, class-index reversal, and calibration misapplication. Similar 87–88% internal outputs on unrelated ordinary articles arose because all lacked the required pair and shared the dominant signal_fact_blocks_unavailable feature. Those internal values are not factual credibility scores.</w:t>
       </w:r>
     </w:p>
     <w:p>
@@ -1385,15 +1377,8 @@
       <w:pPr>
         <w:pStyle w:val="ListBullet"/>
       </w:pPr>
-      <w:r/>
       <w:r>
-        <w:rPr>
-          <w:b/>
-        </w:rPr>
-        <w:t>Why abstain?</w:t>
-      </w:r>
-      <w:r>
-        <w:t xml:space="preserve"> A confident score is unsafe outside the supported paired-ledger format. Missing blocks therefore force editorial review.</w:t>
+        <w:t>Why abstain? A confident internal score is unsafe outside the supported paired-ledger format. Missing blocks therefore show Outside supported comparison scope, and the UI, PDF, and archive CSV withhold directional values.</w:t>
       </w:r>
     </w:p>
     <w:p>
@@ -1462,7 +1447,7 @@
         <w:color w:val="77736C"/>
         <w:sz w:val="16"/>
       </w:rPr>
-      <w:t xml:space="preserve">© 2026 Deven Sachin Gaikwad · Phase 5S · Page </w:t>
+      <w:t xml:space="preserve">© 2026 Deven Sachin Gaikwad · Phase 5T · Page </w:t>
     </w:r>
     <w:r>
       <w:fldChar w:fldCharType="begin"/>
